--- a/Instrucciones para prompt.docx
+++ b/Instrucciones para prompt.docx
@@ -4,34 +4,7 @@
   <w:body>
     <w:p>
       <w:r>
-        <w:t xml:space="preserve">Necesito que me generes un </w:t>
-      </w:r>
-      <w:proofErr w:type="spellStart"/>
-      <w:r>
-        <w:t>codigo</w:t>
-      </w:r>
-      <w:proofErr w:type="spellEnd"/>
-      <w:r>
-        <w:t xml:space="preserve"> de </w:t>
-      </w:r>
-      <w:proofErr w:type="spellStart"/>
-      <w:r>
-        <w:t>python</w:t>
-      </w:r>
-      <w:proofErr w:type="spellEnd"/>
-      <w:r>
-        <w:t xml:space="preserve"> que pueda crear datos de ventas de autos y </w:t>
-      </w:r>
-      <w:proofErr w:type="spellStart"/>
-      <w:r>
-        <w:t>respuestos</w:t>
-      </w:r>
-      <w:proofErr w:type="spellEnd"/>
-      <w:r>
-        <w:t xml:space="preserve"> de una empresa</w:t>
-      </w:r>
-      <w:r>
-        <w:t xml:space="preserve"> con las siguientes condiciones:</w:t>
+        <w:t>Necesito que me generes un codigo de python que pueda crear datos de ventas de autos y respuestos de una empresa con las siguientes condiciones:</w:t>
       </w:r>
     </w:p>
     <w:p/>
@@ -87,7 +60,16 @@
         <w:t>(100, 25)</w:t>
       </w:r>
       <w:r>
-        <w:t xml:space="preserve"> indica que es una variable de distribución normal con 100 de media y 25 de desviación estándar.</w:t>
+        <w:t>(5)</w:t>
+      </w:r>
+      <w:r>
+        <w:t xml:space="preserve"> indica que es una variable de distribución normal con 100 de media y 25 de desviación estándar</w:t>
+      </w:r>
+      <w:r>
+        <w:t>. El valor que adquiere la variable solo puede ser números enteros</w:t>
+      </w:r>
+      <w:r>
+        <w:t>.</w:t>
       </w:r>
     </w:p>
     <w:p>
@@ -99,9 +81,39 @@
         </w:numPr>
       </w:pPr>
       <w:r>
+        <w:t>(100</w:t>
+      </w:r>
+      <w:r>
+        <w:t>0</w:t>
+      </w:r>
+      <w:r>
+        <w:t>, 25</w:t>
+      </w:r>
+      <w:r>
+        <w:t>0</w:t>
+      </w:r>
+      <w:r>
+        <w:t>)</w:t>
+      </w:r>
+      <w:r>
+        <w:t>(10) indica que es una variable de distribución normal con 1000 de media y 250 de desviación estándar; el (10) al final indica que la variable solo puede asumir valores que sean múltiplos enteros de 10.</w:t>
+      </w:r>
+    </w:p>
+    <w:p>
+      <w:pPr>
+        <w:pStyle w:val="Prrafodelista"/>
+        <w:numPr>
+          <w:ilvl w:val="1"/>
+          <w:numId w:val="1"/>
+        </w:numPr>
+      </w:pPr>
+      <w:r>
         <w:t>(24000, 3000; 2, 1)</w:t>
       </w:r>
       <w:r>
+        <w:t>(500)</w:t>
+      </w:r>
+      <w:r>
         <w:t xml:space="preserve"> tiene 2 partes indicando distintas variables. La primera es el monto: “</w:t>
       </w:r>
       <w:r>
@@ -114,55 +126,37 @@
         <w:t xml:space="preserve"> </w:t>
       </w:r>
       <w:r>
-        <w:t xml:space="preserve">indica que es una variable de distribución normal con </w:t>
-      </w:r>
-      <w:r>
-        <w:t>24000</w:t>
-      </w:r>
-      <w:r>
-        <w:t xml:space="preserve"> de media y </w:t>
-      </w:r>
-      <w:r>
-        <w:t>3000</w:t>
+        <w:t>indica que es una variable de distribución normal con 24000 de media y 3000 de desviación estándar. La segunda es el tiempo de permanencia del primer valor</w:t>
+      </w:r>
+      <w:r>
+        <w:t xml:space="preserve"> en meses continuos</w:t>
+      </w:r>
+      <w:r>
+        <w:t>:</w:t>
+      </w:r>
+      <w:r>
+        <w:t xml:space="preserve"> “</w:t>
+      </w:r>
+      <w:r>
+        <w:t>; 2, 1)</w:t>
+      </w:r>
+      <w:r>
+        <w:t>”</w:t>
+      </w:r>
+      <w:r>
+        <w:t xml:space="preserve"> </w:t>
+      </w:r>
+      <w:r>
+        <w:t xml:space="preserve">indica que es una variable de distribución normal con 2 de media y </w:t>
+      </w:r>
+      <w:r>
+        <w:t>1</w:t>
       </w:r>
       <w:r>
         <w:t xml:space="preserve"> de desviación estándar.</w:t>
       </w:r>
       <w:r>
-        <w:t xml:space="preserve"> </w:t>
-      </w:r>
-      <w:r>
-        <w:t xml:space="preserve">La </w:t>
-      </w:r>
-      <w:r>
-        <w:t>segunda es el tiempo de permanencia del primer valor</w:t>
-      </w:r>
-      <w:r>
-        <w:t xml:space="preserve"> en meses continuos</w:t>
-      </w:r>
-      <w:r>
-        <w:t>:</w:t>
-      </w:r>
-      <w:r>
-        <w:t xml:space="preserve"> “</w:t>
-      </w:r>
-      <w:r>
-        <w:t>; 2, 1)</w:t>
-      </w:r>
-      <w:r>
-        <w:t>”</w:t>
-      </w:r>
-      <w:r>
-        <w:t xml:space="preserve"> </w:t>
-      </w:r>
-      <w:r>
-        <w:t xml:space="preserve">indica que es una variable de distribución normal con 2 de media y </w:t>
-      </w:r>
-      <w:r>
-        <w:t>1</w:t>
-      </w:r>
-      <w:r>
-        <w:t xml:space="preserve"> de desviación estándar.</w:t>
+        <w:t xml:space="preserve"> el (500) al final indica que la variable solo puede asumir valores que sean múltiplos enteros de 500.</w:t>
       </w:r>
     </w:p>
     <w:p>
@@ -177,7 +171,13 @@
         <w:ind w:left="1080"/>
       </w:pPr>
       <w:r>
-        <w:t>Ahora, si el resultado es el par de variables: “25000,2” significa que para dicha variable debe ser 25000 durante dos meses seguidos, acabado esos dos meses, se vuelve a sortear otro valor para la variable aleatoria. Esto va principalmente para el costo de vehículos que no pueden variar a cada mes simplemente (realismo).</w:t>
+        <w:t>Ahora, si el resultado es el par de variables: “25000,2”</w:t>
+      </w:r>
+      <w:r>
+        <w:t xml:space="preserve"> (valor redondeado a múltiplo entero de 500)</w:t>
+      </w:r>
+      <w:r>
+        <w:t xml:space="preserve"> significa que para dicha variable debe ser 25000 durante dos meses seguidos, acabado esos dos meses, se vuelve a sortear otro valor para la variable aleatoria. Esto va principalmente para el costo de vehículos que no pueden variar a cada mes simplemente (realismo).</w:t>
       </w:r>
     </w:p>
     <w:p/>
@@ -282,14 +282,7 @@
                 <w:b/>
                 <w:bCs/>
               </w:rPr>
-              <w:t>R</w:t>
-            </w:r>
-            <w:r>
-              <w:rPr>
-                <w:b/>
-                <w:bCs/>
-              </w:rPr>
-              <w:t>EPUESTOS</w:t>
+              <w:t>REPUESTOS</w:t>
             </w:r>
           </w:p>
         </w:tc>
@@ -393,32 +386,11 @@
         <w:ind w:left="360"/>
       </w:pPr>
       <w:r>
-        <w:t xml:space="preserve">Esta tabla significa que el </w:t>
-      </w:r>
-      <w:proofErr w:type="spellStart"/>
-      <w:r>
-        <w:t>almacen</w:t>
-      </w:r>
-      <w:proofErr w:type="spellEnd"/>
-      <w:r>
-        <w:t xml:space="preserve"> “SURCO” tiene espacio para guardar hasta 15 autos y camionetas, y hasta 100 unidades de distintos repuestos; mientras que </w:t>
-      </w:r>
-      <w:r>
-        <w:t xml:space="preserve">el </w:t>
-      </w:r>
-      <w:proofErr w:type="spellStart"/>
-      <w:r>
-        <w:t>almacen</w:t>
-      </w:r>
-      <w:proofErr w:type="spellEnd"/>
-      <w:r>
-        <w:t xml:space="preserve"> “</w:t>
-      </w:r>
-      <w:r>
-        <w:t>LA MOLINA</w:t>
-      </w:r>
-      <w:r>
-        <w:t>” tiene espacio para guardar hasta 1</w:t>
+        <w:t xml:space="preserve">Esta tabla significa que el almacen “SURCO” tiene espacio para guardar hasta 15 autos y camionetas, y hasta 100 unidades de distintos repuestos; mientras que el </w:t>
+      </w:r>
+      <w:r>
+        <w:lastRenderedPageBreak/>
+        <w:t>almacen “LA MOLINA” tiene espacio para guardar hasta 1</w:t>
       </w:r>
       <w:r>
         <w:t>0</w:t>
@@ -430,13 +402,8 @@
         <w:t>2</w:t>
       </w:r>
       <w:r>
-        <w:t xml:space="preserve">00 unidades de distintos </w:t>
-      </w:r>
-      <w:proofErr w:type="spellStart"/>
-      <w:r>
-        <w:t>respuestos</w:t>
-      </w:r>
-      <w:proofErr w:type="spellEnd"/>
+        <w:t>00 unidades de distintos respuestos</w:t>
+      </w:r>
       <w:r>
         <w:t>.</w:t>
       </w:r>
@@ -463,7 +430,6 @@
         </w:numPr>
       </w:pPr>
       <w:r>
-        <w:lastRenderedPageBreak/>
         <w:t xml:space="preserve">Para comprar o vender los distintos productos disponibles debemos seguir estas </w:t>
       </w:r>
       <w:r>
@@ -490,11 +456,11 @@
         <w:tblLook w:val="04A0" w:firstRow="1" w:lastRow="0" w:firstColumn="1" w:lastColumn="0" w:noHBand="0" w:noVBand="1"/>
       </w:tblPr>
       <w:tblGrid>
-        <w:gridCol w:w="1275"/>
-        <w:gridCol w:w="3034"/>
-        <w:gridCol w:w="1568"/>
-        <w:gridCol w:w="1569"/>
-        <w:gridCol w:w="1570"/>
+        <w:gridCol w:w="1237"/>
+        <w:gridCol w:w="2932"/>
+        <w:gridCol w:w="1519"/>
+        <w:gridCol w:w="1807"/>
+        <w:gridCol w:w="1521"/>
       </w:tblGrid>
       <w:tr>
         <w:trPr>
@@ -716,6 +682,13 @@
               </w:rPr>
               <w:t>(4, 2)</w:t>
             </w:r>
+            <w:r>
+              <w:rPr>
+                <w:sz w:val="18"/>
+                <w:szCs w:val="18"/>
+              </w:rPr>
+              <w:t>(1)</w:t>
+            </w:r>
           </w:p>
         </w:tc>
         <w:tc>
@@ -739,6 +712,13 @@
                 <w:szCs w:val="18"/>
               </w:rPr>
               <w:t>(17000, 2000; 2, 1)</w:t>
+            </w:r>
+            <w:r>
+              <w:rPr>
+                <w:sz w:val="18"/>
+                <w:szCs w:val="18"/>
+              </w:rPr>
+              <w:t>(500)</w:t>
             </w:r>
           </w:p>
         </w:tc>
@@ -990,6 +970,13 @@
               </w:rPr>
               <w:t>(17000, 2000; 2, 1)</w:t>
             </w:r>
+            <w:r>
+              <w:rPr>
+                <w:sz w:val="18"/>
+                <w:szCs w:val="18"/>
+              </w:rPr>
+              <w:t xml:space="preserve"> (500)</w:t>
+            </w:r>
           </w:p>
         </w:tc>
         <w:tc>
@@ -1115,6 +1102,13 @@
               </w:rPr>
               <w:t>(17000, 2000; 2, 1)</w:t>
             </w:r>
+            <w:r>
+              <w:rPr>
+                <w:sz w:val="18"/>
+                <w:szCs w:val="18"/>
+              </w:rPr>
+              <w:t xml:space="preserve"> (500)</w:t>
+            </w:r>
           </w:p>
         </w:tc>
         <w:tc>
@@ -1240,6 +1234,13 @@
               </w:rPr>
               <w:t>(17000, 2000; 2, 1)</w:t>
             </w:r>
+            <w:r>
+              <w:rPr>
+                <w:sz w:val="18"/>
+                <w:szCs w:val="18"/>
+              </w:rPr>
+              <w:t xml:space="preserve"> (500)</w:t>
+            </w:r>
           </w:p>
         </w:tc>
         <w:tc>
@@ -1365,6 +1366,13 @@
               </w:rPr>
               <w:t>(17000, 2000; 2, 1)</w:t>
             </w:r>
+            <w:r>
+              <w:rPr>
+                <w:sz w:val="18"/>
+                <w:szCs w:val="18"/>
+              </w:rPr>
+              <w:t xml:space="preserve"> (500)</w:t>
+            </w:r>
           </w:p>
         </w:tc>
         <w:tc>
@@ -1490,6 +1498,13 @@
               </w:rPr>
               <w:t>(17000, 2000; 2, 1)</w:t>
             </w:r>
+            <w:r>
+              <w:rPr>
+                <w:sz w:val="18"/>
+                <w:szCs w:val="18"/>
+              </w:rPr>
+              <w:t xml:space="preserve"> (500)</w:t>
+            </w:r>
           </w:p>
         </w:tc>
         <w:tc>
@@ -1615,6 +1630,13 @@
               </w:rPr>
               <w:t>(24000, 3000; 2, 1)</w:t>
             </w:r>
+            <w:r>
+              <w:rPr>
+                <w:sz w:val="18"/>
+                <w:szCs w:val="18"/>
+              </w:rPr>
+              <w:t xml:space="preserve"> (500)</w:t>
+            </w:r>
           </w:p>
         </w:tc>
         <w:tc>
@@ -1740,6 +1762,13 @@
               </w:rPr>
               <w:t>(24000, 3000; 2, 1)</w:t>
             </w:r>
+            <w:r>
+              <w:rPr>
+                <w:sz w:val="18"/>
+                <w:szCs w:val="18"/>
+              </w:rPr>
+              <w:t xml:space="preserve"> (500)</w:t>
+            </w:r>
           </w:p>
         </w:tc>
         <w:tc>
@@ -1865,6 +1894,13 @@
               </w:rPr>
               <w:t>(24000, 3000; 2, 1)</w:t>
             </w:r>
+            <w:r>
+              <w:rPr>
+                <w:sz w:val="18"/>
+                <w:szCs w:val="18"/>
+              </w:rPr>
+              <w:t xml:space="preserve"> (500)</w:t>
+            </w:r>
           </w:p>
         </w:tc>
         <w:tc>
@@ -1991,6 +2027,13 @@
                 <w:szCs w:val="18"/>
               </w:rPr>
               <w:t>(24000, 3000; 2, 1)</w:t>
+            </w:r>
+            <w:r>
+              <w:rPr>
+                <w:sz w:val="18"/>
+                <w:szCs w:val="18"/>
+              </w:rPr>
+              <w:t xml:space="preserve"> (500)</w:t>
             </w:r>
           </w:p>
         </w:tc>
@@ -2894,7 +2937,6 @@
         <w:ind w:left="360"/>
       </w:pPr>
       <w:r>
-        <w:lastRenderedPageBreak/>
         <w:t>Esto significa que por más que los números de las ventas deban ser aleatorios, el código de Python debe hacer matemática avanzada para no vender con stock cero.</w:t>
       </w:r>
     </w:p>
@@ -2913,31 +2955,6 @@
         </w:numPr>
       </w:pPr>
       <w:r>
-        <w:t>Los productos</w:t>
-      </w:r>
-      <w:r>
-        <w:t xml:space="preserve">, aunque puedan llegar a stock cero a cierre de mes, </w:t>
-      </w:r>
-      <w:r>
-        <w:rPr>
-          <w:b/>
-          <w:bCs/>
-        </w:rPr>
-        <w:t>un mismo producto no puede llegar a stock cero durante 2 meses seguidos a cierre de mes</w:t>
-      </w:r>
-      <w:r>
-        <w:t>.</w:t>
-      </w:r>
-    </w:p>
-    <w:p>
-      <w:pPr>
-        <w:pStyle w:val="Prrafodelista"/>
-        <w:numPr>
-          <w:ilvl w:val="0"/>
-          <w:numId w:val="1"/>
-        </w:numPr>
-      </w:pPr>
-      <w:r>
         <w:t>Se debe utilizar matemática avanzada para comprar:</w:t>
       </w:r>
     </w:p>
@@ -3157,22 +3174,7 @@
         </w:numPr>
       </w:pPr>
       <w:r>
-        <w:t xml:space="preserve">Las personas pueden hacer compras de hasta </w:t>
-      </w:r>
-      <w:r>
-        <w:t>10</w:t>
-      </w:r>
-      <w:r>
-        <w:t>000000 en todo el año (para realismo y obviamente la mayoría de los clientes-</w:t>
-      </w:r>
-      <w:r>
-        <w:t>empresas</w:t>
-      </w:r>
-      <w:r>
-        <w:t xml:space="preserve"> no se acercan a esta cifra)</w:t>
-      </w:r>
-      <w:r>
-        <w:t xml:space="preserve">. </w:t>
+        <w:t xml:space="preserve">Las personas pueden hacer compras de hasta 10000000 en todo el año (para realismo y obviamente la mayoría de los clientes-empresas no se acercan a esta cifra). </w:t>
       </w:r>
       <w:r>
         <w:t xml:space="preserve">Se puede comprar hasta </w:t>
@@ -3202,10 +3204,82 @@
         </w:numPr>
       </w:pPr>
       <w:r>
+        <w:t xml:space="preserve">Teniendo en cuenta que en las compras las </w:t>
+      </w:r>
+      <w:r>
+        <w:rPr>
+          <w:b/>
+          <w:bCs/>
+        </w:rPr>
+        <w:t>cantidades aumentan con retraso</w:t>
+      </w:r>
+      <w:r>
+        <w:t xml:space="preserve"> de días el stock del inventario y en las ventas las </w:t>
+      </w:r>
+      <w:r>
+        <w:rPr>
+          <w:b/>
+          <w:bCs/>
+        </w:rPr>
+        <w:t>cantidades disminuyen sin retraso</w:t>
+      </w:r>
+      <w:r>
+        <w:t>, o sea la salida de stock se produce en el mismo día, debes grabar los movimientos de entrada y salida de inventarios.</w:t>
+      </w:r>
+    </w:p>
+    <w:p>
+      <w:pPr>
+        <w:pStyle w:val="Prrafodelista"/>
+        <w:numPr>
+          <w:ilvl w:val="0"/>
+          <w:numId w:val="1"/>
+        </w:numPr>
+      </w:pPr>
+      <w:r>
+        <w:t xml:space="preserve">Los productos, aunque puedan llegar a stock cero a cierre de mes, </w:t>
+      </w:r>
+      <w:r>
+        <w:rPr>
+          <w:b/>
+          <w:bCs/>
+        </w:rPr>
+        <w:t>un mismo producto no puede llegar a stock cero durante 2 meses seguidos a cierre de mes</w:t>
+      </w:r>
+      <w:r>
+        <w:t>, aunque sí puede pasar varios días con cero de stock y “aparentemente” perjudicando a las ventas.</w:t>
+      </w:r>
+    </w:p>
+    <w:p>
+      <w:pPr>
+        <w:pStyle w:val="Prrafodelista"/>
+        <w:numPr>
+          <w:ilvl w:val="0"/>
+          <w:numId w:val="1"/>
+        </w:numPr>
+      </w:pPr>
+      <w:r>
         <w:t xml:space="preserve"> Se hace control de inventario en los almacenes de la empresa al cierre del mes y también el 14, para poder realizar bien las compras.</w:t>
       </w:r>
     </w:p>
-    <w:p/>
+    <w:p>
+      <w:pPr>
+        <w:pStyle w:val="Prrafodelista"/>
+        <w:numPr>
+          <w:ilvl w:val="0"/>
+          <w:numId w:val="1"/>
+        </w:numPr>
+      </w:pPr>
+      <w:r>
+        <w:lastRenderedPageBreak/>
+        <w:t xml:space="preserve">Tanto los controles como los movimientos de inventarios, irán en una tabla </w:t>
+      </w:r>
+      <w:r>
+        <w:t>de Stock de Inventario</w:t>
+      </w:r>
+      <w:r>
+        <w:t>. De manera a llevar un control estricto sobre los inventarios.</w:t>
+      </w:r>
+    </w:p>
     <w:p>
       <w:r>
         <w:t>Todas estas reglas deben cumplirse.</w:t>
@@ -3234,13 +3308,7 @@
         <w:t xml:space="preserve">Fecha de compra, </w:t>
       </w:r>
       <w:r>
-        <w:t xml:space="preserve">proveedor, </w:t>
-      </w:r>
-      <w:r>
-        <w:t>almacén de destino</w:t>
-      </w:r>
-      <w:r>
-        <w:t>, producto, cantidad, precio de compra, monto.</w:t>
+        <w:t>proveedor, almacén de destino, producto, cantidad, precio de compra, monto.</w:t>
       </w:r>
     </w:p>
     <w:p>
@@ -3252,55 +3320,7 @@
         </w:numPr>
       </w:pPr>
       <w:r>
-        <w:t xml:space="preserve">Tabla de </w:t>
-      </w:r>
-      <w:r>
-        <w:t>ventas</w:t>
-      </w:r>
-      <w:r>
-        <w:t>: id de</w:t>
-      </w:r>
-      <w:r>
-        <w:t xml:space="preserve"> venta</w:t>
-      </w:r>
-      <w:r>
-        <w:t>, Fecha de</w:t>
-      </w:r>
-      <w:r>
-        <w:t xml:space="preserve"> venta</w:t>
-      </w:r>
-      <w:r>
-        <w:t xml:space="preserve">, </w:t>
-      </w:r>
-      <w:r>
-        <w:t>cliente, almacén de origen</w:t>
-      </w:r>
-      <w:r>
-        <w:t>, producto, cantidad</w:t>
-      </w:r>
-      <w:r>
-        <w:t xml:space="preserve"> vendida</w:t>
-      </w:r>
-      <w:r>
-        <w:t>, prec</w:t>
-      </w:r>
-      <w:r>
-        <w:t>io de venta</w:t>
-      </w:r>
-      <w:r>
-        <w:t>, monto</w:t>
-      </w:r>
-      <w:r>
-        <w:t xml:space="preserve"> de venta</w:t>
-      </w:r>
-      <w:r>
-        <w:t xml:space="preserve">, </w:t>
-      </w:r>
-      <w:r>
-        <w:t>vendedor</w:t>
-      </w:r>
-      <w:r>
-        <w:t>.</w:t>
+        <w:t>Tabla de ventas: id de venta, Fecha de venta, cliente, almacén de origen, producto, cantidad vendida, precio de venta, monto de venta, vendedor.</w:t>
       </w:r>
     </w:p>
     <w:p>
@@ -3312,8 +3332,13 @@
         </w:numPr>
       </w:pPr>
       <w:r>
-        <w:lastRenderedPageBreak/>
-        <w:t>Tabla de Stock de Inventario: Fecha de control de inventario, almacén, id producto, producto, cantidad en stock.</w:t>
+        <w:t>Tabla de Stock de Inventario: Fecha,</w:t>
+      </w:r>
+      <w:r>
+        <w:t xml:space="preserve"> Tipo (Movimientos de Inventario o Control),</w:t>
+      </w:r>
+      <w:r>
+        <w:t xml:space="preserve"> almacén, id producto, producto, cantidad en stock.</w:t>
       </w:r>
     </w:p>
     <w:p>
@@ -4010,7 +4035,11 @@
               <w:ind w:left="360"/>
             </w:pPr>
             <w:r>
-              <w:t>AUTO HONDA CITY 2016</w:t>
+              <w:t xml:space="preserve">AUTO HONDA </w:t>
+            </w:r>
+            <w:r>
+              <w:lastRenderedPageBreak/>
+              <w:t>CITY 2016</w:t>
             </w:r>
           </w:p>
         </w:tc>
@@ -4026,6 +4055,7 @@
               <w:ind w:left="360"/>
             </w:pPr>
             <w:r>
+              <w:lastRenderedPageBreak/>
               <w:t>CITY</w:t>
             </w:r>
           </w:p>
@@ -4249,7 +4279,6 @@
               <w:ind w:left="360"/>
             </w:pPr>
             <w:r>
-              <w:lastRenderedPageBreak/>
               <w:t>10</w:t>
             </w:r>
           </w:p>
@@ -4766,6 +4795,7 @@
               <w:ind w:left="360"/>
             </w:pPr>
             <w:r>
+              <w:lastRenderedPageBreak/>
               <w:t>42</w:t>
             </w:r>
           </w:p>
@@ -4936,39 +4966,7 @@
         </w:numPr>
       </w:pPr>
       <w:r>
-        <w:t xml:space="preserve">Tabla de Almacenes: id de </w:t>
-      </w:r>
-      <w:proofErr w:type="spellStart"/>
-      <w:r>
-        <w:t>almacen</w:t>
-      </w:r>
-      <w:proofErr w:type="spellEnd"/>
-      <w:r>
-        <w:t xml:space="preserve">, </w:t>
-      </w:r>
-      <w:proofErr w:type="spellStart"/>
-      <w:r>
-        <w:t>almacen</w:t>
-      </w:r>
-      <w:proofErr w:type="spellEnd"/>
-      <w:r>
-        <w:t xml:space="preserve">, Capacidad </w:t>
-      </w:r>
-      <w:proofErr w:type="spellStart"/>
-      <w:r>
-        <w:t>Vehiculos</w:t>
-      </w:r>
-      <w:proofErr w:type="spellEnd"/>
-      <w:r>
-        <w:t xml:space="preserve">, Capacidad Repuestos </w:t>
-      </w:r>
-      <w:proofErr w:type="spellStart"/>
-      <w:r>
-        <w:t>ubicacion</w:t>
-      </w:r>
-      <w:proofErr w:type="spellEnd"/>
-      <w:r>
-        <w:t>.</w:t>
+        <w:t>Tabla de Almacenes: id de almacen, almacen, Capacidad Vehiculos, Capacidad Repuestos ubicacion.</w:t>
       </w:r>
     </w:p>
     <w:p>
@@ -5829,6 +5827,7 @@
   <w:style w:type="character" w:default="1" w:styleId="Fuentedeprrafopredeter">
     <w:name w:val="Default Paragraph Font"/>
     <w:uiPriority w:val="1"/>
+    <w:semiHidden/>
     <w:unhideWhenUsed/>
   </w:style>
   <w:style w:type="table" w:default="1" w:styleId="Tablanormal">
